--- a/en/wisdom-stories/people-who-need-something-from-you.docx
+++ b/en/wisdom-stories/people-who-need-something-from-you.docx
@@ -7,7 +7,7 @@
         <w:pStyle w:val="Title"/>
       </w:pPr>
       <w:r>
-        <w:t>People Who Need You</w:t>
+        <w:t>People Who Need Something from You</w:t>
       </w:r>
     </w:p>
     <w:p>
@@ -15,7 +15,7 @@
         <w:keepNext/>
       </w:pPr>
       <w:r>
-        <w:t>Instead of resenting people who contact you only when they need something, consider that they may be struggling and trust you enough to ask for help. That thought may bring you peace.</w:t>
+        <w:t>Instead of resenting people who contact you only when they need something, consider that they may have fallen into hardship and need your help. That thought may bring you peace.</w:t>
       </w:r>
     </w:p>
     <w:p>
@@ -28,11 +28,9 @@
         <w:rPr>
           <w:b/>
         </w:rPr>
-        <w:t>Moral:</w:t>
+        <w:t>Moral: Instead of resenting those who seek you only when they need something, think that they come because they trust you — and your heart will be at ease.</w:t>
       </w:r>
-      <w:r>
-        <w:t xml:space="preserve"> Instead of resenting those who seek you only when they need something, think that they come because they trust you — and your heart will be at ease.</w:t>
-      </w:r>
+      <w:r/>
     </w:p>
     <w:p>
       <w:pPr>
@@ -43,7 +41,7 @@
           <w:i/>
           <w:sz w:val="18"/>
         </w:rPr>
-        <w:t>Source: Publicly available internet sources.</w:t>
+        <w:t>Stories are taken from open Internet sources; illustrations were created with AI.</w:t>
       </w:r>
     </w:p>
     <w:sectPr>
